--- a/Sprint20260921-20261002/HERO-66233_20260922_190618.docx
+++ b/Sprint20260921-20261002/HERO-66233_20260922_190618.docx
@@ -1729,280 +1729,6 @@
       </w:tr>
     </w:tbl>
     <w:p/>
-    <w:p>
-      <w:pPr>
-        <w:spacing w:before="200" w:after="120"/>
-      </w:pPr>
-      <w:r>
-        <w:rPr>
-          <w:rFonts w:ascii="Arial" w:hAnsi="Arial" w:eastAsia="Arial" w:cs="Arial"/>
-          <w:b/>
-          <w:color w:val="000000"/>
-          <w:sz w:val="26"/>
-          <w:u w:val="single"/>
-        </w:rPr>
-        <w:t>Appendix</w:t>
-      </w:r>
-    </w:p>
-    <w:p>
-      <w:pPr>
-        <w:spacing w:before="160" w:after="80"/>
-      </w:pPr>
-      <w:r>
-        <w:rPr>
-          <w:rFonts w:ascii="Arial" w:hAnsi="Arial" w:eastAsia="Arial" w:cs="Arial"/>
-          <w:b/>
-          <w:color w:val="001EFF"/>
-          <w:sz w:val="24"/>
-          <w:u w:val="none"/>
-        </w:rPr>
-        <w:t>Requirement Source</w:t>
-      </w:r>
-    </w:p>
-    <w:p>
-      <w:pPr>
-        <w:spacing w:before="0" w:after="40"/>
-        <w:ind w:left="360" w:hanging="240"/>
-      </w:pPr>
-      <w:r>
-        <w:rPr>
-          <w:rFonts w:ascii="Arial" w:hAnsi="Arial" w:eastAsia="Arial" w:cs="Arial"/>
-          <w:b w:val="0"/>
-          <w:color w:val="000000"/>
-          <w:sz w:val="20"/>
-          <w:u w:val="none"/>
-        </w:rPr>
-        <w:t xml:space="preserve">• </w:t>
-      </w:r>
-      <w:r>
-        <w:rPr>
-          <w:rFonts w:ascii="Arial" w:hAnsi="Arial" w:eastAsia="Arial" w:cs="Arial"/>
-          <w:b/>
-          <w:color w:val="000000"/>
-          <w:sz w:val="20"/>
-          <w:u w:val="none"/>
-        </w:rPr>
-        <w:t>JIRA Issue</w:t>
-      </w:r>
-      <w:r>
-        <w:rPr>
-          <w:rFonts w:ascii="Arial" w:hAnsi="Arial" w:eastAsia="Arial" w:cs="Arial"/>
-          <w:b w:val="0"/>
-          <w:color w:val="000000"/>
-          <w:sz w:val="20"/>
-          <w:u w:val="none"/>
-        </w:rPr>
-        <w:t>: HERO-66233</w:t>
-      </w:r>
-    </w:p>
-    <w:p>
-      <w:pPr>
-        <w:spacing w:before="0" w:after="40"/>
-        <w:ind w:left="360" w:hanging="240"/>
-      </w:pPr>
-      <w:r>
-        <w:rPr>
-          <w:rFonts w:ascii="Arial" w:hAnsi="Arial" w:eastAsia="Arial" w:cs="Arial"/>
-          <w:b w:val="0"/>
-          <w:color w:val="000000"/>
-          <w:sz w:val="20"/>
-          <w:u w:val="none"/>
-        </w:rPr>
-        <w:t xml:space="preserve">• </w:t>
-      </w:r>
-      <w:r>
-        <w:rPr>
-          <w:rFonts w:ascii="Arial" w:hAnsi="Arial" w:eastAsia="Arial" w:cs="Arial"/>
-          <w:b/>
-          <w:color w:val="000000"/>
-          <w:sz w:val="20"/>
-          <w:u w:val="none"/>
-        </w:rPr>
-        <w:t>Type</w:t>
-      </w:r>
-      <w:r>
-        <w:rPr>
-          <w:rFonts w:ascii="Arial" w:hAnsi="Arial" w:eastAsia="Arial" w:cs="Arial"/>
-          <w:b w:val="0"/>
-          <w:color w:val="000000"/>
-          <w:sz w:val="20"/>
-          <w:u w:val="none"/>
-        </w:rPr>
-        <w:t>: Bug</w:t>
-      </w:r>
-    </w:p>
-    <w:p>
-      <w:pPr>
-        <w:spacing w:before="0" w:after="40"/>
-        <w:ind w:left="360" w:hanging="240"/>
-      </w:pPr>
-      <w:r>
-        <w:rPr>
-          <w:rFonts w:ascii="Arial" w:hAnsi="Arial" w:eastAsia="Arial" w:cs="Arial"/>
-          <w:b w:val="0"/>
-          <w:color w:val="000000"/>
-          <w:sz w:val="20"/>
-          <w:u w:val="none"/>
-        </w:rPr>
-        <w:t xml:space="preserve">• </w:t>
-      </w:r>
-      <w:r>
-        <w:rPr>
-          <w:rFonts w:ascii="Arial" w:hAnsi="Arial" w:eastAsia="Arial" w:cs="Arial"/>
-          <w:b/>
-          <w:color w:val="000000"/>
-          <w:sz w:val="20"/>
-          <w:u w:val="none"/>
-        </w:rPr>
-        <w:t>Module</w:t>
-      </w:r>
-      <w:r>
-        <w:rPr>
-          <w:rFonts w:ascii="Arial" w:hAnsi="Arial" w:eastAsia="Arial" w:cs="Arial"/>
-          <w:b w:val="0"/>
-          <w:color w:val="000000"/>
-          <w:sz w:val="20"/>
-          <w:u w:val="none"/>
-        </w:rPr>
-        <w:t>: TMS2.0 Reservation</w:t>
-      </w:r>
-    </w:p>
-    <w:p>
-      <w:pPr>
-        <w:spacing w:before="0" w:after="40"/>
-        <w:ind w:left="360" w:hanging="240"/>
-      </w:pPr>
-      <w:r>
-        <w:rPr>
-          <w:rFonts w:ascii="Arial" w:hAnsi="Arial" w:eastAsia="Arial" w:cs="Arial"/>
-          <w:b w:val="0"/>
-          <w:color w:val="000000"/>
-          <w:sz w:val="20"/>
-          <w:u w:val="none"/>
-        </w:rPr>
-        <w:t xml:space="preserve">• </w:t>
-      </w:r>
-      <w:r>
-        <w:rPr>
-          <w:rFonts w:ascii="Arial" w:hAnsi="Arial" w:eastAsia="Arial" w:cs="Arial"/>
-          <w:b/>
-          <w:color w:val="000000"/>
-          <w:sz w:val="20"/>
-          <w:u w:val="none"/>
-        </w:rPr>
-        <w:t>Related Components</w:t>
-      </w:r>
-      <w:r>
-        <w:rPr>
-          <w:rFonts w:ascii="Arial" w:hAnsi="Arial" w:eastAsia="Arial" w:cs="Arial"/>
-          <w:b w:val="0"/>
-          <w:color w:val="000000"/>
-          <w:sz w:val="20"/>
-          <w:u w:val="none"/>
-        </w:rPr>
-        <w:t>: Print, Outlet Config by Location, Reservation List Headers</w:t>
-      </w:r>
-    </w:p>
-    <w:p>
-      <w:pPr>
-        <w:spacing w:before="0" w:after="40"/>
-        <w:ind w:left="360" w:hanging="240"/>
-      </w:pPr>
-      <w:r>
-        <w:rPr>
-          <w:rFonts w:ascii="Arial" w:hAnsi="Arial" w:eastAsia="Arial" w:cs="Arial"/>
-          <w:b w:val="0"/>
-          <w:color w:val="000000"/>
-          <w:sz w:val="20"/>
-          <w:u w:val="none"/>
-        </w:rPr>
-        <w:t xml:space="preserve">• </w:t>
-      </w:r>
-      <w:r>
-        <w:rPr>
-          <w:rFonts w:ascii="Arial" w:hAnsi="Arial" w:eastAsia="Arial" w:cs="Arial"/>
-          <w:b/>
-          <w:color w:val="000000"/>
-          <w:sz w:val="20"/>
-          <w:u w:val="none"/>
-        </w:rPr>
-        <w:t>Release Notes Key Changes</w:t>
-      </w:r>
-      <w:r>
-        <w:rPr>
-          <w:rFonts w:ascii="Arial" w:hAnsi="Arial" w:eastAsia="Arial" w:cs="Arial"/>
-          <w:b w:val="0"/>
-          <w:color w:val="000000"/>
-          <w:sz w:val="20"/>
-          <w:u w:val="none"/>
-        </w:rPr>
-        <w:t>:</w:t>
-      </w:r>
-    </w:p>
-    <w:p>
-      <w:pPr>
-        <w:spacing w:before="0" w:after="40"/>
-        <w:ind w:left="720" w:hanging="240"/>
-      </w:pPr>
-      <w:r>
-        <w:rPr>
-          <w:rFonts w:ascii="Arial" w:hAnsi="Arial" w:eastAsia="Arial" w:cs="Arial"/>
-          <w:b w:val="0"/>
-          <w:color w:val="000000"/>
-          <w:sz w:val="20"/>
-          <w:u w:val="none"/>
-        </w:rPr>
-        <w:t>• Clear cached print data after logout/login so that newly configured default fields are displayed.</w:t>
-      </w:r>
-    </w:p>
-    <w:p>
-      <w:pPr>
-        <w:spacing w:before="0" w:after="40"/>
-        <w:ind w:left="720" w:hanging="240"/>
-      </w:pPr>
-      <w:r>
-        <w:rPr>
-          <w:rFonts w:ascii="Arial" w:hAnsi="Arial" w:eastAsia="Arial" w:cs="Arial"/>
-          <w:b w:val="0"/>
-          <w:color w:val="000000"/>
-          <w:sz w:val="20"/>
-          <w:u w:val="none"/>
-        </w:rPr>
-        <w:t>• Reservation List sort order before and after printing must be consistent.</w:t>
-      </w:r>
-    </w:p>
-    <w:p>
-      <w:pPr>
-        <w:spacing w:before="0" w:after="40"/>
-        <w:ind w:left="720" w:hanging="240"/>
-      </w:pPr>
-      <w:r>
-        <w:rPr>
-          <w:rFonts w:ascii="Arial" w:hAnsi="Arial" w:eastAsia="Arial" w:cs="Arial"/>
-          <w:b w:val="0"/>
-          <w:color w:val="000000"/>
-          <w:sz w:val="20"/>
-          <w:u w:val="none"/>
-        </w:rPr>
-        <w:t>• Print preview automatically shrinks to fit more selected columns within the paper size.</w:t>
-      </w:r>
-    </w:p>
-    <w:p>
-      <w:pPr>
-        <w:spacing w:before="0" w:after="40"/>
-        <w:ind w:left="720" w:hanging="240"/>
-      </w:pPr>
-      <w:r>
-        <w:rPr>
-          <w:rFonts w:ascii="Arial" w:hAnsi="Arial" w:eastAsia="Arial" w:cs="Arial"/>
-          <w:b w:val="0"/>
-          <w:color w:val="000000"/>
-          <w:sz w:val="20"/>
-          <w:u w:val="none"/>
-        </w:rPr>
-        <w:t>• Reservation Status field must not be removed by main-view header changes.</w:t>
-      </w:r>
-    </w:p>
     <w:sectPr>
       <w:pgSz w:w="12240" w:h="15840"/>
       <w:pgMar w:top="1440" w:right="1800" w:bottom="1440" w:left="1800" w:header="720" w:footer="720" w:gutter="0"/>
